--- a/docs/HandEyeSync软件使用指导手册.docx
+++ b/docs/HandEyeSync软件使用指导手册.docx
@@ -1320,12 +1320,12 @@
           <w:lang w:val="zh-CN"/>
         </w:rPr>
         <w:sectPr>
-          <w:headerReference r:id="rId7" w:type="first"/>
-          <w:footerReference r:id="rId10" w:type="first"/>
-          <w:headerReference r:id="rId5" w:type="default"/>
-          <w:footerReference r:id="rId8" w:type="default"/>
-          <w:headerReference r:id="rId6" w:type="even"/>
-          <w:footerReference r:id="rId9" w:type="even"/>
+          <w:headerReference r:id="rId5" w:type="first"/>
+          <w:footerReference r:id="rId8" w:type="first"/>
+          <w:headerReference r:id="rId3" w:type="default"/>
+          <w:footerReference r:id="rId6" w:type="default"/>
+          <w:headerReference r:id="rId4" w:type="even"/>
+          <w:footerReference r:id="rId7" w:type="even"/>
           <w:pgSz w:w="11907" w:h="16840"/>
           <w:pgMar w:top="1560" w:right="1134" w:bottom="1258" w:left="1440" w:header="964" w:footer="561" w:gutter="0"/>
           <w:cols w:space="720" w:num="1"/>
@@ -1429,17 +1429,7 @@
           <w:sz w:val="24"/>
           <w:szCs w:val="24"/>
         </w:rPr>
-        <w:t>本软件为由上海发那科机器人有限公司开发。专用于激光线扫传感器与机器人之间的手眼关系标定，具备高效的硬件通讯、实时数据采集与精确的位姿计算功能。通过内置的特征点识别与优化算法，用户能够快速完成传感器与机械臂的空间关系标定，并直观查看结果，从而提升机器人在装配、打磨等应</w:t>
-      </w:r>
-      <w:bookmarkStart w:id="17" w:name="_GoBack"/>
-      <w:bookmarkEnd w:id="17"/>
-      <w:r>
-        <w:rPr>
-          <w:rFonts w:ascii="宋体" w:hAnsi="宋体" w:eastAsia="宋体" w:cs="宋体"/>
-          <w:sz w:val="24"/>
-          <w:szCs w:val="24"/>
-        </w:rPr>
-        <w:t>用中的定位精度与稳定性</w:t>
+        <w:t>本软件为由上海发那科机器人有限公司开发。专用于激光线扫传感器与机器人之间的手眼关系标定，具备高效的硬件通讯、实时数据采集与精确的位姿计算功能。通过内置的特征点识别与优化算法，用户能够快速完成传感器与机械臂的空间关系标定，并直观查看结果，从而提升机器人在装配、打磨等应用中的定位精度与稳定性</w:t>
       </w:r>
       <w:r>
         <w:rPr>
@@ -1797,7 +1787,7 @@
                           </pic:cNvPicPr>
                         </pic:nvPicPr>
                         <pic:blipFill>
-                          <a:blip r:embed="rId12">
+                          <a:blip r:embed="rId10">
                             <a:extLst>
                               <a:ext uri="{28A0092B-C50C-407E-A947-70E740481C1C}">
                                 <a14:useLocalDpi xmlns:a14="http://schemas.microsoft.com/office/drawing/2010/main" val="0"/>
@@ -1934,7 +1924,7 @@
                           </pic:cNvPicPr>
                         </pic:nvPicPr>
                         <pic:blipFill>
-                          <a:blip r:embed="rId13">
+                          <a:blip r:embed="rId11">
                             <a:extLst>
                               <a:ext uri="{28A0092B-C50C-407E-A947-70E740481C1C}">
                                 <a14:useLocalDpi xmlns:a14="http://schemas.microsoft.com/office/drawing/2010/main" val="0"/>
@@ -2087,7 +2077,7 @@
                           </pic:cNvPicPr>
                         </pic:nvPicPr>
                         <pic:blipFill>
-                          <a:blip r:embed="rId14">
+                          <a:blip r:embed="rId12">
                             <a:extLst>
                               <a:ext uri="{28A0092B-C50C-407E-A947-70E740481C1C}">
                                 <a14:useLocalDpi xmlns:a14="http://schemas.microsoft.com/office/drawing/2010/main" val="0"/>
@@ -2242,7 +2232,7 @@
                           </pic:cNvPicPr>
                         </pic:nvPicPr>
                         <pic:blipFill>
-                          <a:blip r:embed="rId15" cstate="print">
+                          <a:blip r:embed="rId13" cstate="print">
                             <a:extLst>
                               <a:ext uri="{28A0092B-C50C-407E-A947-70E740481C1C}">
                                 <a14:useLocalDpi xmlns:a14="http://schemas.microsoft.com/office/drawing/2010/main" val="0"/>
@@ -2644,7 +2634,7 @@
                     </pic:cNvPicPr>
                   </pic:nvPicPr>
                   <pic:blipFill>
-                    <a:blip r:embed="rId16" cstate="print">
+                    <a:blip r:embed="rId14" cstate="print">
                       <a:extLst>
                         <a:ext uri="{28A0092B-C50C-407E-A947-70E740481C1C}">
                           <a14:useLocalDpi xmlns:a14="http://schemas.microsoft.com/office/drawing/2010/main" val="0"/>
@@ -2703,491 +2693,491 @@
             <v:path/>
             <v:fill on="f" focussize="0,0"/>
             <v:stroke on="f" joinstyle="miter"/>
+            <v:imagedata r:id="rId16" o:title=""/>
+            <o:lock v:ext="edit" aspectratio="t"/>
+            <w10:wrap type="none"/>
+            <w10:anchorlock/>
+          </v:shape>
+          <o:OLEObject Type="Embed" ProgID="Visio.Drawing.15" ShapeID="_x0000_i1025" DrawAspect="Content" ObjectID="_1468075725" r:id="rId15">
+            <o:LockedField>false</o:LockedField>
+          </o:OLEObject>
+        </w:object>
+      </w:r>
+    </w:p>
+    <w:p>
+      <w:pPr>
+        <w:spacing w:before="120" w:beforeLines="50" w:after="120" w:afterLines="50" w:line="360" w:lineRule="auto"/>
+        <w:jc w:val="center"/>
+        <w:rPr>
+          <w:rFonts w:ascii="Times New Roman" w:hAnsi="Times New Roman"/>
+          <w:sz w:val="21"/>
+          <w:szCs w:val="21"/>
+          <w:highlight w:val="none"/>
+          <w:lang w:eastAsia="zh-CN"/>
+        </w:rPr>
+      </w:pPr>
+      <w:r>
+        <w:rPr>
+          <w:rFonts w:ascii="Times New Roman" w:hAnsi="Times New Roman"/>
+          <w:kern w:val="2"/>
+          <w:sz w:val="21"/>
+          <w:szCs w:val="21"/>
+          <w:highlight w:val="none"/>
+          <w:lang w:eastAsia="zh-CN"/>
+        </w:rPr>
+        <w:t xml:space="preserve">图 3.1 </w:t>
+      </w:r>
+      <w:r>
+        <w:rPr>
+          <w:rFonts w:hint="eastAsia" w:ascii="Times New Roman" w:hAnsi="Times New Roman"/>
+          <w:kern w:val="2"/>
+          <w:sz w:val="21"/>
+          <w:szCs w:val="21"/>
+          <w:highlight w:val="none"/>
+          <w:lang w:eastAsia="zh-CN"/>
+        </w:rPr>
+        <w:t>标定软件UI界面组成</w:t>
+      </w:r>
+    </w:p>
+    <w:p>
+      <w:pPr>
+        <w:spacing w:before="120" w:beforeLines="50" w:after="120" w:afterLines="50" w:line="360" w:lineRule="auto"/>
+        <w:rPr>
+          <w:highlight w:val="none"/>
+          <w:lang w:eastAsia="zh-CN"/>
+        </w:rPr>
+      </w:pPr>
+      <w:r>
+        <w:rPr>
+          <w:rFonts w:hint="eastAsia" w:ascii="Times New Roman" w:hAnsi="Times New Roman"/>
+          <w:highlight w:val="none"/>
+          <w:lang w:eastAsia="zh-CN"/>
+        </w:rPr>
+        <w:t>HandEyeSync</w:t>
+      </w:r>
+      <w:r>
+        <w:rPr>
+          <w:rFonts w:hint="eastAsia"/>
+          <w:highlight w:val="none"/>
+          <w:lang w:eastAsia="zh-CN"/>
+        </w:rPr>
+        <w:t>提供直观友好的用户界面，以下是各个组件的详细说明：</w:t>
+      </w:r>
+    </w:p>
+    <w:p>
+      <w:pPr>
+        <w:spacing w:before="120" w:beforeLines="50" w:after="120" w:afterLines="50" w:line="360" w:lineRule="auto"/>
+        <w:rPr>
+          <w:rFonts w:ascii="Times New Roman" w:hAnsi="Times New Roman"/>
+          <w:highlight w:val="none"/>
+          <w:lang w:eastAsia="zh-CN"/>
+        </w:rPr>
+      </w:pPr>
+      <w:r>
+        <w:rPr>
+          <w:rFonts w:ascii="Times New Roman" w:hAnsi="Times New Roman"/>
+          <w:highlight w:val="none"/>
+          <w:lang w:eastAsia="zh-CN"/>
+        </w:rPr>
+        <w:t>1）</w:t>
+      </w:r>
+      <w:r>
+        <w:rPr>
+          <w:rStyle w:val="42"/>
+          <w:rFonts w:hint="eastAsia" w:ascii="Segoe UI" w:hAnsi="Segoe UI" w:cs="Segoe UI"/>
+          <w:highlight w:val="none"/>
+          <w:bdr w:val="single" w:color="D9D9E3" w:sz="2" w:space="0"/>
+          <w:shd w:val="clear" w:color="auto" w:fill="F7F7F8"/>
+          <w:lang w:eastAsia="zh-CN"/>
+        </w:rPr>
+        <w:t>软件控件区</w:t>
+      </w:r>
+      <w:r>
+        <w:rPr>
+          <w:rFonts w:hint="eastAsia" w:ascii="Times New Roman" w:hAnsi="Times New Roman"/>
+          <w:b/>
+          <w:bCs/>
+          <w:highlight w:val="none"/>
+          <w:lang w:eastAsia="zh-CN"/>
+        </w:rPr>
+        <w:t>：</w:t>
+      </w:r>
+      <w:r>
+        <w:rPr>
+          <w:rFonts w:hint="eastAsia" w:ascii="Times New Roman" w:hAnsi="Times New Roman"/>
+          <w:highlight w:val="none"/>
+          <w:lang w:eastAsia="zh-CN"/>
+        </w:rPr>
+        <w:t>软件控件区主要用于新建/导入标定工程文件，在线数据采集，并设置与执行标定工作，包括算法选择、标定工具设置、以及标定结果显示等操作。</w:t>
+      </w:r>
+    </w:p>
+    <w:p>
+      <w:pPr>
+        <w:spacing w:before="120" w:beforeLines="50" w:after="120" w:afterLines="50" w:line="360" w:lineRule="auto"/>
+        <w:rPr>
+          <w:rFonts w:ascii="Times New Roman" w:hAnsi="Times New Roman"/>
+          <w:highlight w:val="none"/>
+          <w:lang w:eastAsia="zh-CN"/>
+        </w:rPr>
+      </w:pPr>
+      <w:r>
+        <w:rPr>
+          <w:rFonts w:hint="eastAsia" w:ascii="Times New Roman" w:hAnsi="Times New Roman"/>
+          <w:highlight w:val="none"/>
+          <w:lang w:eastAsia="zh-CN"/>
+        </w:rPr>
+        <w:t>2）</w:t>
+      </w:r>
+      <w:r>
+        <w:rPr>
+          <w:rStyle w:val="42"/>
+          <w:rFonts w:hint="eastAsia" w:ascii="Times New Roman" w:hAnsi="Times New Roman"/>
+          <w:highlight w:val="none"/>
+          <w:bdr w:val="single" w:color="D9D9E3" w:sz="2" w:space="0"/>
+          <w:shd w:val="clear" w:color="auto" w:fill="F7F7F8"/>
+          <w:lang w:eastAsia="zh-CN"/>
+        </w:rPr>
+        <w:t>数据</w:t>
+      </w:r>
+      <w:r>
+        <w:rPr>
+          <w:rStyle w:val="42"/>
+          <w:rFonts w:hint="eastAsia" w:ascii="Segoe UI" w:hAnsi="Segoe UI" w:cs="Segoe UI"/>
+          <w:highlight w:val="none"/>
+          <w:bdr w:val="single" w:color="D9D9E3" w:sz="2" w:space="0"/>
+          <w:shd w:val="clear" w:color="auto" w:fill="F7F7F8"/>
+          <w:lang w:eastAsia="zh-CN"/>
+        </w:rPr>
+        <w:t>可视化窗口</w:t>
+      </w:r>
+      <w:r>
+        <w:rPr>
+          <w:rFonts w:hint="eastAsia" w:ascii="Times New Roman" w:hAnsi="Times New Roman"/>
+          <w:bCs/>
+          <w:highlight w:val="none"/>
+          <w:lang w:eastAsia="zh-CN"/>
+        </w:rPr>
+        <w:t>：</w:t>
+      </w:r>
+      <w:r>
+        <w:rPr>
+          <w:rFonts w:hint="eastAsia" w:ascii="Times New Roman" w:hAnsi="Times New Roman"/>
+          <w:highlight w:val="none"/>
+          <w:lang w:eastAsia="zh-CN"/>
+        </w:rPr>
+        <w:t>提供相机采图数据可视化功能，</w:t>
+      </w:r>
+      <w:r>
+        <w:rPr>
+          <w:rFonts w:ascii="Times New Roman" w:hAnsi="Times New Roman"/>
+          <w:highlight w:val="none"/>
+          <w:lang w:eastAsia="zh-CN"/>
+        </w:rPr>
+        <w:t>2</w:t>
+      </w:r>
+      <w:r>
+        <w:rPr>
+          <w:rFonts w:hint="eastAsia" w:ascii="Times New Roman" w:hAnsi="Times New Roman"/>
+          <w:highlight w:val="none"/>
+          <w:lang w:eastAsia="zh-CN"/>
+        </w:rPr>
+        <w:t>D</w:t>
+      </w:r>
+      <w:r>
+        <w:rPr>
+          <w:rFonts w:ascii="Times New Roman" w:hAnsi="Times New Roman"/>
+          <w:highlight w:val="none"/>
+          <w:lang w:eastAsia="zh-CN"/>
+        </w:rPr>
+        <w:t xml:space="preserve"> </w:t>
+      </w:r>
+      <w:r>
+        <w:rPr>
+          <w:rFonts w:hint="eastAsia" w:ascii="Times New Roman" w:hAnsi="Times New Roman"/>
+          <w:highlight w:val="none"/>
+          <w:lang w:eastAsia="zh-CN"/>
+        </w:rPr>
+        <w:t>Viewer以图表的形式画出2D点云数据轮廓，用于查看数据的数值范围。</w:t>
+      </w:r>
+    </w:p>
+    <w:p>
+      <w:pPr>
+        <w:spacing w:before="120" w:beforeLines="50" w:after="120" w:afterLines="50" w:line="360" w:lineRule="auto"/>
+        <w:rPr>
+          <w:rFonts w:ascii="Times New Roman" w:hAnsi="Times New Roman"/>
+          <w:bCs/>
+          <w:highlight w:val="none"/>
+          <w:lang w:eastAsia="zh-CN"/>
+        </w:rPr>
+      </w:pPr>
+      <w:r>
+        <w:rPr>
+          <w:rFonts w:hint="eastAsia" w:ascii="Times New Roman" w:hAnsi="Times New Roman"/>
+          <w:highlight w:val="none"/>
+          <w:lang w:eastAsia="zh-CN"/>
+        </w:rPr>
+        <w:t>3）</w:t>
+      </w:r>
+      <w:r>
+        <w:rPr>
+          <w:rStyle w:val="42"/>
+          <w:rFonts w:ascii="Segoe UI" w:hAnsi="Segoe UI" w:cs="Segoe UI"/>
+          <w:highlight w:val="none"/>
+          <w:bdr w:val="single" w:color="D9D9E3" w:sz="2" w:space="0"/>
+          <w:shd w:val="clear" w:color="auto" w:fill="F7F7F8"/>
+          <w:lang w:eastAsia="zh-CN"/>
+        </w:rPr>
+        <w:t>数据预览</w:t>
+      </w:r>
+      <w:r>
+        <w:rPr>
+          <w:rStyle w:val="42"/>
+          <w:rFonts w:hint="eastAsia" w:ascii="Segoe UI" w:hAnsi="Segoe UI" w:cs="Segoe UI"/>
+          <w:highlight w:val="none"/>
+          <w:bdr w:val="single" w:color="D9D9E3" w:sz="2" w:space="0"/>
+          <w:shd w:val="clear" w:color="auto" w:fill="F7F7F8"/>
+          <w:lang w:eastAsia="zh-CN"/>
+        </w:rPr>
+        <w:t>窗口</w:t>
+      </w:r>
+      <w:r>
+        <w:rPr>
+          <w:rFonts w:ascii="Times New Roman" w:hAnsi="Times New Roman"/>
+          <w:b/>
+          <w:bCs/>
+          <w:highlight w:val="none"/>
+          <w:lang w:eastAsia="zh-CN"/>
+        </w:rPr>
+        <w:t>：</w:t>
+      </w:r>
+      <w:r>
+        <w:rPr>
+          <w:rFonts w:hint="eastAsia" w:ascii="Times New Roman" w:hAnsi="Times New Roman"/>
+          <w:bCs/>
+          <w:highlight w:val="none"/>
+          <w:lang w:eastAsia="zh-CN"/>
+        </w:rPr>
+        <w:t>显示线扫标定数据文件，选中相应文件可以在数据可视化窗口显示线扫数据轮廓。</w:t>
+      </w:r>
+    </w:p>
+    <w:p>
+      <w:pPr>
+        <w:spacing w:before="120" w:beforeLines="50" w:after="120" w:afterLines="50" w:line="360" w:lineRule="auto"/>
+        <w:rPr>
+          <w:rFonts w:ascii="Times New Roman" w:hAnsi="Times New Roman"/>
+          <w:highlight w:val="none"/>
+          <w:lang w:eastAsia="zh-CN"/>
+        </w:rPr>
+      </w:pPr>
+      <w:r>
+        <w:rPr>
+          <w:rFonts w:hint="eastAsia" w:ascii="Times New Roman" w:hAnsi="Times New Roman"/>
+          <w:highlight w:val="none"/>
+          <w:lang w:eastAsia="zh-CN"/>
+        </w:rPr>
+        <w:t>4）</w:t>
+      </w:r>
+      <w:r>
+        <w:rPr>
+          <w:rStyle w:val="42"/>
+          <w:rFonts w:hint="eastAsia" w:ascii="Segoe UI" w:hAnsi="Segoe UI" w:cs="Segoe UI"/>
+          <w:highlight w:val="none"/>
+          <w:bdr w:val="single" w:color="D9D9E3" w:sz="2" w:space="0"/>
+          <w:shd w:val="clear" w:color="auto" w:fill="F7F7F8"/>
+          <w:lang w:eastAsia="zh-CN"/>
+        </w:rPr>
+        <w:t>数据属性窗口</w:t>
+      </w:r>
+      <w:r>
+        <w:rPr>
+          <w:rFonts w:hint="eastAsia" w:ascii="Times New Roman" w:hAnsi="Times New Roman"/>
+          <w:b/>
+          <w:highlight w:val="none"/>
+          <w:lang w:eastAsia="zh-CN"/>
+        </w:rPr>
+        <w:t>：</w:t>
+      </w:r>
+      <w:r>
+        <w:rPr>
+          <w:rFonts w:hint="eastAsia" w:ascii="Times New Roman" w:hAnsi="Times New Roman"/>
+          <w:highlight w:val="none"/>
+          <w:lang w:eastAsia="zh-CN"/>
+        </w:rPr>
+        <w:t>用户可在用户属性表中设置点云处理器，包括过滤噪点等操作，并可在属性表中查看数据属性值。</w:t>
+      </w:r>
+    </w:p>
+    <w:p>
+      <w:pPr>
+        <w:spacing w:before="120" w:beforeLines="50" w:after="120" w:afterLines="50" w:line="360" w:lineRule="auto"/>
+        <w:rPr>
+          <w:rFonts w:ascii="Times New Roman" w:hAnsi="Times New Roman"/>
+          <w:highlight w:val="none"/>
+          <w:lang w:eastAsia="zh-CN"/>
+        </w:rPr>
+      </w:pPr>
+      <w:r>
+        <w:rPr>
+          <w:rFonts w:hint="eastAsia" w:ascii="Times New Roman" w:hAnsi="Times New Roman"/>
+          <w:highlight w:val="none"/>
+          <w:lang w:eastAsia="zh-CN"/>
+        </w:rPr>
+        <w:t>5）</w:t>
+      </w:r>
+      <w:r>
+        <w:rPr>
+          <w:rStyle w:val="42"/>
+          <w:rFonts w:hint="eastAsia" w:ascii="Segoe UI" w:hAnsi="Segoe UI" w:cs="Segoe UI"/>
+          <w:highlight w:val="none"/>
+          <w:bdr w:val="single" w:color="D9D9E3" w:sz="2" w:space="0"/>
+          <w:shd w:val="clear" w:color="auto" w:fill="F7F7F8"/>
+          <w:lang w:eastAsia="zh-CN"/>
+        </w:rPr>
+        <w:t>运行日志窗口</w:t>
+      </w:r>
+      <w:r>
+        <w:rPr>
+          <w:rFonts w:hint="eastAsia" w:ascii="Times New Roman" w:hAnsi="Times New Roman"/>
+          <w:b/>
+          <w:highlight w:val="none"/>
+          <w:lang w:eastAsia="zh-CN"/>
+        </w:rPr>
+        <w:t>：</w:t>
+      </w:r>
+      <w:r>
+        <w:rPr>
+          <w:rFonts w:hint="eastAsia" w:ascii="Times New Roman" w:hAnsi="Times New Roman"/>
+          <w:bCs/>
+          <w:highlight w:val="none"/>
+          <w:lang w:eastAsia="zh-CN"/>
+        </w:rPr>
+        <w:t>输出程序运行日志，包含数据预览动作记录以及关键数据修改操作。</w:t>
+      </w:r>
+    </w:p>
+    <w:p>
+      <w:pPr>
+        <w:spacing w:before="120" w:beforeLines="50" w:after="120" w:afterLines="50" w:line="360" w:lineRule="auto"/>
+        <w:rPr>
+          <w:rFonts w:ascii="Times New Roman" w:hAnsi="Times New Roman"/>
+          <w:highlight w:val="none"/>
+          <w:lang w:eastAsia="zh-CN"/>
+        </w:rPr>
+      </w:pPr>
+      <w:r>
+        <w:rPr>
+          <w:rFonts w:hint="eastAsia" w:ascii="Times New Roman" w:hAnsi="Times New Roman"/>
+          <w:highlight w:val="none"/>
+          <w:lang w:eastAsia="zh-CN"/>
+        </w:rPr>
+        <w:t>6）</w:t>
+      </w:r>
+      <w:r>
+        <w:rPr>
+          <w:rStyle w:val="42"/>
+          <w:rFonts w:ascii="Segoe UI" w:hAnsi="Segoe UI" w:cs="Segoe UI"/>
+          <w:highlight w:val="none"/>
+          <w:bdr w:val="single" w:color="D9D9E3" w:sz="2" w:space="0"/>
+          <w:shd w:val="clear" w:color="auto" w:fill="F7F7F8"/>
+          <w:lang w:eastAsia="zh-CN"/>
+        </w:rPr>
+        <w:t>运行对话框</w:t>
+      </w:r>
+      <w:r>
+        <w:rPr>
+          <w:rFonts w:hint="eastAsia" w:ascii="Times New Roman" w:hAnsi="Times New Roman"/>
+          <w:b/>
+          <w:highlight w:val="none"/>
+          <w:lang w:eastAsia="zh-CN"/>
+        </w:rPr>
+        <w:t>：</w:t>
+      </w:r>
+      <w:r>
+        <w:rPr>
+          <w:rFonts w:hint="eastAsia" w:ascii="Times New Roman" w:hAnsi="Times New Roman"/>
+          <w:highlight w:val="none"/>
+          <w:lang w:eastAsia="zh-CN"/>
+        </w:rPr>
+        <w:t>当用户执行不同操作时会弹出对应的对话框，例如，用户导入*</w:t>
+      </w:r>
+      <w:r>
+        <w:rPr>
+          <w:rFonts w:ascii="Times New Roman" w:hAnsi="Times New Roman"/>
+          <w:highlight w:val="none"/>
+          <w:lang w:eastAsia="zh-CN"/>
+        </w:rPr>
+        <w:t>.sec</w:t>
+      </w:r>
+      <w:r>
+        <w:rPr>
+          <w:rFonts w:hint="eastAsia" w:ascii="Times New Roman" w:hAnsi="Times New Roman"/>
+          <w:highlight w:val="none"/>
+          <w:lang w:eastAsia="zh-CN"/>
+        </w:rPr>
+        <w:t>工程文件，对话框给出工程文件中的配置；执行标定时，会返回标定进度和结果，如图</w:t>
+      </w:r>
+      <w:r>
+        <w:rPr>
+          <w:rFonts w:ascii="Times New Roman" w:hAnsi="Times New Roman"/>
+          <w:highlight w:val="none"/>
+          <w:lang w:eastAsia="zh-CN"/>
+        </w:rPr>
+        <w:t>3.1</w:t>
+      </w:r>
+      <w:r>
+        <w:rPr>
+          <w:rFonts w:hint="eastAsia" w:ascii="Times New Roman" w:hAnsi="Times New Roman"/>
+          <w:highlight w:val="none"/>
+          <w:lang w:eastAsia="zh-CN"/>
+        </w:rPr>
+        <w:t>。</w:t>
+      </w:r>
+    </w:p>
+    <w:p>
+      <w:pPr>
+        <w:spacing w:before="120" w:beforeLines="50" w:after="120" w:afterLines="50" w:line="360" w:lineRule="auto"/>
+        <w:rPr>
+          <w:rFonts w:ascii="Times New Roman" w:hAnsi="Times New Roman"/>
+          <w:b/>
+          <w:bCs/>
+          <w:highlight w:val="none"/>
+          <w:lang w:eastAsia="zh-CN"/>
+        </w:rPr>
+      </w:pPr>
+      <w:r>
+        <w:rPr>
+          <w:rFonts w:hint="eastAsia" w:ascii="Times New Roman" w:hAnsi="Times New Roman"/>
+          <w:b/>
+          <w:bCs/>
+          <w:highlight w:val="none"/>
+          <w:lang w:eastAsia="zh-CN"/>
+        </w:rPr>
+        <w:t>注：窗口组件具备拖拉拽等浮动窗口特性，并且可以独立在软件布局外。关闭的浮动窗口可在菜单栏中Window中勾选使其再次显示出来。</w:t>
+      </w:r>
+    </w:p>
+    <w:p>
+      <w:pPr>
+        <w:spacing w:before="120" w:beforeLines="50" w:after="120" w:afterLines="50" w:line="360" w:lineRule="auto"/>
+        <w:jc w:val="center"/>
+        <w:rPr>
+          <w:highlight w:val="none"/>
+          <w:lang w:eastAsia="zh-CN"/>
+        </w:rPr>
+      </w:pPr>
+      <w:r>
+        <w:rPr>
+          <w:rFonts w:hint="eastAsia"/>
+          <w:highlight w:val="none"/>
+        </w:rPr>
+        <w:object>
+          <v:shape id="_x0000_i1026" o:spt="75" type="#_x0000_t75" style="height:57pt;width:466.8pt;" o:ole="t" filled="f" o:preferrelative="t" stroked="f" coordsize="21600,21600">
+            <v:path/>
+            <v:fill on="f" focussize="0,0"/>
+            <v:stroke on="f" joinstyle="miter"/>
             <v:imagedata r:id="rId18" o:title=""/>
             <o:lock v:ext="edit" aspectratio="t"/>
             <w10:wrap type="none"/>
             <w10:anchorlock/>
           </v:shape>
-          <o:OLEObject Type="Embed" ProgID="Visio.Drawing.15" ShapeID="_x0000_i1025" DrawAspect="Content" ObjectID="_1468075725" r:id="rId17">
-            <o:LockedField>false</o:LockedField>
-          </o:OLEObject>
-        </w:object>
-      </w:r>
-    </w:p>
-    <w:p>
-      <w:pPr>
-        <w:spacing w:before="120" w:beforeLines="50" w:after="120" w:afterLines="50" w:line="360" w:lineRule="auto"/>
-        <w:jc w:val="center"/>
-        <w:rPr>
-          <w:rFonts w:ascii="Times New Roman" w:hAnsi="Times New Roman"/>
-          <w:sz w:val="21"/>
-          <w:szCs w:val="21"/>
-          <w:highlight w:val="none"/>
-          <w:lang w:eastAsia="zh-CN"/>
-        </w:rPr>
-      </w:pPr>
-      <w:r>
-        <w:rPr>
-          <w:rFonts w:ascii="Times New Roman" w:hAnsi="Times New Roman"/>
-          <w:kern w:val="2"/>
-          <w:sz w:val="21"/>
-          <w:szCs w:val="21"/>
-          <w:highlight w:val="none"/>
-          <w:lang w:eastAsia="zh-CN"/>
-        </w:rPr>
-        <w:t xml:space="preserve">图 3.1 </w:t>
-      </w:r>
-      <w:r>
-        <w:rPr>
-          <w:rFonts w:hint="eastAsia" w:ascii="Times New Roman" w:hAnsi="Times New Roman"/>
-          <w:kern w:val="2"/>
-          <w:sz w:val="21"/>
-          <w:szCs w:val="21"/>
-          <w:highlight w:val="none"/>
-          <w:lang w:eastAsia="zh-CN"/>
-        </w:rPr>
-        <w:t>标定软件UI界面组成</w:t>
-      </w:r>
-    </w:p>
-    <w:p>
-      <w:pPr>
-        <w:spacing w:before="120" w:beforeLines="50" w:after="120" w:afterLines="50" w:line="360" w:lineRule="auto"/>
-        <w:rPr>
-          <w:highlight w:val="none"/>
-          <w:lang w:eastAsia="zh-CN"/>
-        </w:rPr>
-      </w:pPr>
-      <w:r>
-        <w:rPr>
-          <w:rFonts w:hint="eastAsia" w:ascii="Times New Roman" w:hAnsi="Times New Roman"/>
-          <w:highlight w:val="none"/>
-          <w:lang w:eastAsia="zh-CN"/>
-        </w:rPr>
-        <w:t>HandEyeSync</w:t>
-      </w:r>
-      <w:r>
-        <w:rPr>
-          <w:rFonts w:hint="eastAsia"/>
-          <w:highlight w:val="none"/>
-          <w:lang w:eastAsia="zh-CN"/>
-        </w:rPr>
-        <w:t>提供直观友好的用户界面，以下是各个组件的详细说明：</w:t>
-      </w:r>
-    </w:p>
-    <w:p>
-      <w:pPr>
-        <w:spacing w:before="120" w:beforeLines="50" w:after="120" w:afterLines="50" w:line="360" w:lineRule="auto"/>
-        <w:rPr>
-          <w:rFonts w:ascii="Times New Roman" w:hAnsi="Times New Roman"/>
-          <w:highlight w:val="none"/>
-          <w:lang w:eastAsia="zh-CN"/>
-        </w:rPr>
-      </w:pPr>
-      <w:r>
-        <w:rPr>
-          <w:rFonts w:ascii="Times New Roman" w:hAnsi="Times New Roman"/>
-          <w:highlight w:val="none"/>
-          <w:lang w:eastAsia="zh-CN"/>
-        </w:rPr>
-        <w:t>1）</w:t>
-      </w:r>
-      <w:r>
-        <w:rPr>
-          <w:rStyle w:val="42"/>
-          <w:rFonts w:hint="eastAsia" w:ascii="Segoe UI" w:hAnsi="Segoe UI" w:cs="Segoe UI"/>
-          <w:highlight w:val="none"/>
-          <w:bdr w:val="single" w:color="D9D9E3" w:sz="2" w:space="0"/>
-          <w:shd w:val="clear" w:color="auto" w:fill="F7F7F8"/>
-          <w:lang w:eastAsia="zh-CN"/>
-        </w:rPr>
-        <w:t>软件控件区</w:t>
-      </w:r>
-      <w:r>
-        <w:rPr>
-          <w:rFonts w:hint="eastAsia" w:ascii="Times New Roman" w:hAnsi="Times New Roman"/>
-          <w:b/>
-          <w:bCs/>
-          <w:highlight w:val="none"/>
-          <w:lang w:eastAsia="zh-CN"/>
-        </w:rPr>
-        <w:t>：</w:t>
-      </w:r>
-      <w:r>
-        <w:rPr>
-          <w:rFonts w:hint="eastAsia" w:ascii="Times New Roman" w:hAnsi="Times New Roman"/>
-          <w:highlight w:val="none"/>
-          <w:lang w:eastAsia="zh-CN"/>
-        </w:rPr>
-        <w:t>软件控件区主要用于新建/导入标定工程文件，在线数据采集，并设置与执行标定工作，包括算法选择、标定工具设置、以及标定结果显示等操作。</w:t>
-      </w:r>
-    </w:p>
-    <w:p>
-      <w:pPr>
-        <w:spacing w:before="120" w:beforeLines="50" w:after="120" w:afterLines="50" w:line="360" w:lineRule="auto"/>
-        <w:rPr>
-          <w:rFonts w:ascii="Times New Roman" w:hAnsi="Times New Roman"/>
-          <w:highlight w:val="none"/>
-          <w:lang w:eastAsia="zh-CN"/>
-        </w:rPr>
-      </w:pPr>
-      <w:r>
-        <w:rPr>
-          <w:rFonts w:hint="eastAsia" w:ascii="Times New Roman" w:hAnsi="Times New Roman"/>
-          <w:highlight w:val="none"/>
-          <w:lang w:eastAsia="zh-CN"/>
-        </w:rPr>
-        <w:t>2）</w:t>
-      </w:r>
-      <w:r>
-        <w:rPr>
-          <w:rStyle w:val="42"/>
-          <w:rFonts w:hint="eastAsia" w:ascii="Times New Roman" w:hAnsi="Times New Roman"/>
-          <w:highlight w:val="none"/>
-          <w:bdr w:val="single" w:color="D9D9E3" w:sz="2" w:space="0"/>
-          <w:shd w:val="clear" w:color="auto" w:fill="F7F7F8"/>
-          <w:lang w:eastAsia="zh-CN"/>
-        </w:rPr>
-        <w:t>数据</w:t>
-      </w:r>
-      <w:r>
-        <w:rPr>
-          <w:rStyle w:val="42"/>
-          <w:rFonts w:hint="eastAsia" w:ascii="Segoe UI" w:hAnsi="Segoe UI" w:cs="Segoe UI"/>
-          <w:highlight w:val="none"/>
-          <w:bdr w:val="single" w:color="D9D9E3" w:sz="2" w:space="0"/>
-          <w:shd w:val="clear" w:color="auto" w:fill="F7F7F8"/>
-          <w:lang w:eastAsia="zh-CN"/>
-        </w:rPr>
-        <w:t>可视化窗口</w:t>
-      </w:r>
-      <w:r>
-        <w:rPr>
-          <w:rFonts w:hint="eastAsia" w:ascii="Times New Roman" w:hAnsi="Times New Roman"/>
-          <w:bCs/>
-          <w:highlight w:val="none"/>
-          <w:lang w:eastAsia="zh-CN"/>
-        </w:rPr>
-        <w:t>：</w:t>
-      </w:r>
-      <w:r>
-        <w:rPr>
-          <w:rFonts w:hint="eastAsia" w:ascii="Times New Roman" w:hAnsi="Times New Roman"/>
-          <w:highlight w:val="none"/>
-          <w:lang w:eastAsia="zh-CN"/>
-        </w:rPr>
-        <w:t>提供相机采图数据可视化功能，</w:t>
-      </w:r>
-      <w:r>
-        <w:rPr>
-          <w:rFonts w:ascii="Times New Roman" w:hAnsi="Times New Roman"/>
-          <w:highlight w:val="none"/>
-          <w:lang w:eastAsia="zh-CN"/>
-        </w:rPr>
-        <w:t>2</w:t>
-      </w:r>
-      <w:r>
-        <w:rPr>
-          <w:rFonts w:hint="eastAsia" w:ascii="Times New Roman" w:hAnsi="Times New Roman"/>
-          <w:highlight w:val="none"/>
-          <w:lang w:eastAsia="zh-CN"/>
-        </w:rPr>
-        <w:t>D</w:t>
-      </w:r>
-      <w:r>
-        <w:rPr>
-          <w:rFonts w:ascii="Times New Roman" w:hAnsi="Times New Roman"/>
-          <w:highlight w:val="none"/>
-          <w:lang w:eastAsia="zh-CN"/>
-        </w:rPr>
-        <w:t xml:space="preserve"> </w:t>
-      </w:r>
-      <w:r>
-        <w:rPr>
-          <w:rFonts w:hint="eastAsia" w:ascii="Times New Roman" w:hAnsi="Times New Roman"/>
-          <w:highlight w:val="none"/>
-          <w:lang w:eastAsia="zh-CN"/>
-        </w:rPr>
-        <w:t>Viewer以图表的形式画出2D点云数据轮廓，用于查看数据的数值范围。</w:t>
-      </w:r>
-    </w:p>
-    <w:p>
-      <w:pPr>
-        <w:spacing w:before="120" w:beforeLines="50" w:after="120" w:afterLines="50" w:line="360" w:lineRule="auto"/>
-        <w:rPr>
-          <w:rFonts w:ascii="Times New Roman" w:hAnsi="Times New Roman"/>
-          <w:bCs/>
-          <w:highlight w:val="none"/>
-          <w:lang w:eastAsia="zh-CN"/>
-        </w:rPr>
-      </w:pPr>
-      <w:r>
-        <w:rPr>
-          <w:rFonts w:hint="eastAsia" w:ascii="Times New Roman" w:hAnsi="Times New Roman"/>
-          <w:highlight w:val="none"/>
-          <w:lang w:eastAsia="zh-CN"/>
-        </w:rPr>
-        <w:t>3）</w:t>
-      </w:r>
-      <w:r>
-        <w:rPr>
-          <w:rStyle w:val="42"/>
-          <w:rFonts w:ascii="Segoe UI" w:hAnsi="Segoe UI" w:cs="Segoe UI"/>
-          <w:highlight w:val="none"/>
-          <w:bdr w:val="single" w:color="D9D9E3" w:sz="2" w:space="0"/>
-          <w:shd w:val="clear" w:color="auto" w:fill="F7F7F8"/>
-          <w:lang w:eastAsia="zh-CN"/>
-        </w:rPr>
-        <w:t>数据预览</w:t>
-      </w:r>
-      <w:r>
-        <w:rPr>
-          <w:rStyle w:val="42"/>
-          <w:rFonts w:hint="eastAsia" w:ascii="Segoe UI" w:hAnsi="Segoe UI" w:cs="Segoe UI"/>
-          <w:highlight w:val="none"/>
-          <w:bdr w:val="single" w:color="D9D9E3" w:sz="2" w:space="0"/>
-          <w:shd w:val="clear" w:color="auto" w:fill="F7F7F8"/>
-          <w:lang w:eastAsia="zh-CN"/>
-        </w:rPr>
-        <w:t>窗口</w:t>
-      </w:r>
-      <w:r>
-        <w:rPr>
-          <w:rFonts w:ascii="Times New Roman" w:hAnsi="Times New Roman"/>
-          <w:b/>
-          <w:bCs/>
-          <w:highlight w:val="none"/>
-          <w:lang w:eastAsia="zh-CN"/>
-        </w:rPr>
-        <w:t>：</w:t>
-      </w:r>
-      <w:r>
-        <w:rPr>
-          <w:rFonts w:hint="eastAsia" w:ascii="Times New Roman" w:hAnsi="Times New Roman"/>
-          <w:bCs/>
-          <w:highlight w:val="none"/>
-          <w:lang w:eastAsia="zh-CN"/>
-        </w:rPr>
-        <w:t>显示线扫标定数据文件，选中相应文件可以在数据可视化窗口显示线扫数据轮廓。</w:t>
-      </w:r>
-    </w:p>
-    <w:p>
-      <w:pPr>
-        <w:spacing w:before="120" w:beforeLines="50" w:after="120" w:afterLines="50" w:line="360" w:lineRule="auto"/>
-        <w:rPr>
-          <w:rFonts w:ascii="Times New Roman" w:hAnsi="Times New Roman"/>
-          <w:highlight w:val="none"/>
-          <w:lang w:eastAsia="zh-CN"/>
-        </w:rPr>
-      </w:pPr>
-      <w:r>
-        <w:rPr>
-          <w:rFonts w:hint="eastAsia" w:ascii="Times New Roman" w:hAnsi="Times New Roman"/>
-          <w:highlight w:val="none"/>
-          <w:lang w:eastAsia="zh-CN"/>
-        </w:rPr>
-        <w:t>4）</w:t>
-      </w:r>
-      <w:r>
-        <w:rPr>
-          <w:rStyle w:val="42"/>
-          <w:rFonts w:hint="eastAsia" w:ascii="Segoe UI" w:hAnsi="Segoe UI" w:cs="Segoe UI"/>
-          <w:highlight w:val="none"/>
-          <w:bdr w:val="single" w:color="D9D9E3" w:sz="2" w:space="0"/>
-          <w:shd w:val="clear" w:color="auto" w:fill="F7F7F8"/>
-          <w:lang w:eastAsia="zh-CN"/>
-        </w:rPr>
-        <w:t>数据属性窗口</w:t>
-      </w:r>
-      <w:r>
-        <w:rPr>
-          <w:rFonts w:hint="eastAsia" w:ascii="Times New Roman" w:hAnsi="Times New Roman"/>
-          <w:b/>
-          <w:highlight w:val="none"/>
-          <w:lang w:eastAsia="zh-CN"/>
-        </w:rPr>
-        <w:t>：</w:t>
-      </w:r>
-      <w:r>
-        <w:rPr>
-          <w:rFonts w:hint="eastAsia" w:ascii="Times New Roman" w:hAnsi="Times New Roman"/>
-          <w:highlight w:val="none"/>
-          <w:lang w:eastAsia="zh-CN"/>
-        </w:rPr>
-        <w:t>用户可在用户属性表中设置点云处理器，包括过滤噪点等操作，并可在属性表中查看数据属性值。</w:t>
-      </w:r>
-    </w:p>
-    <w:p>
-      <w:pPr>
-        <w:spacing w:before="120" w:beforeLines="50" w:after="120" w:afterLines="50" w:line="360" w:lineRule="auto"/>
-        <w:rPr>
-          <w:rFonts w:ascii="Times New Roman" w:hAnsi="Times New Roman"/>
-          <w:highlight w:val="none"/>
-          <w:lang w:eastAsia="zh-CN"/>
-        </w:rPr>
-      </w:pPr>
-      <w:r>
-        <w:rPr>
-          <w:rFonts w:hint="eastAsia" w:ascii="Times New Roman" w:hAnsi="Times New Roman"/>
-          <w:highlight w:val="none"/>
-          <w:lang w:eastAsia="zh-CN"/>
-        </w:rPr>
-        <w:t>5）</w:t>
-      </w:r>
-      <w:r>
-        <w:rPr>
-          <w:rStyle w:val="42"/>
-          <w:rFonts w:hint="eastAsia" w:ascii="Segoe UI" w:hAnsi="Segoe UI" w:cs="Segoe UI"/>
-          <w:highlight w:val="none"/>
-          <w:bdr w:val="single" w:color="D9D9E3" w:sz="2" w:space="0"/>
-          <w:shd w:val="clear" w:color="auto" w:fill="F7F7F8"/>
-          <w:lang w:eastAsia="zh-CN"/>
-        </w:rPr>
-        <w:t>运行日志窗口</w:t>
-      </w:r>
-      <w:r>
-        <w:rPr>
-          <w:rFonts w:hint="eastAsia" w:ascii="Times New Roman" w:hAnsi="Times New Roman"/>
-          <w:b/>
-          <w:highlight w:val="none"/>
-          <w:lang w:eastAsia="zh-CN"/>
-        </w:rPr>
-        <w:t>：</w:t>
-      </w:r>
-      <w:r>
-        <w:rPr>
-          <w:rFonts w:hint="eastAsia" w:ascii="Times New Roman" w:hAnsi="Times New Roman"/>
-          <w:bCs/>
-          <w:highlight w:val="none"/>
-          <w:lang w:eastAsia="zh-CN"/>
-        </w:rPr>
-        <w:t>输出程序运行日志，包含数据预览动作记录以及关键数据修改操作。</w:t>
-      </w:r>
-    </w:p>
-    <w:p>
-      <w:pPr>
-        <w:spacing w:before="120" w:beforeLines="50" w:after="120" w:afterLines="50" w:line="360" w:lineRule="auto"/>
-        <w:rPr>
-          <w:rFonts w:ascii="Times New Roman" w:hAnsi="Times New Roman"/>
-          <w:highlight w:val="none"/>
-          <w:lang w:eastAsia="zh-CN"/>
-        </w:rPr>
-      </w:pPr>
-      <w:r>
-        <w:rPr>
-          <w:rFonts w:hint="eastAsia" w:ascii="Times New Roman" w:hAnsi="Times New Roman"/>
-          <w:highlight w:val="none"/>
-          <w:lang w:eastAsia="zh-CN"/>
-        </w:rPr>
-        <w:t>6）</w:t>
-      </w:r>
-      <w:r>
-        <w:rPr>
-          <w:rStyle w:val="42"/>
-          <w:rFonts w:ascii="Segoe UI" w:hAnsi="Segoe UI" w:cs="Segoe UI"/>
-          <w:highlight w:val="none"/>
-          <w:bdr w:val="single" w:color="D9D9E3" w:sz="2" w:space="0"/>
-          <w:shd w:val="clear" w:color="auto" w:fill="F7F7F8"/>
-          <w:lang w:eastAsia="zh-CN"/>
-        </w:rPr>
-        <w:t>运行对话框</w:t>
-      </w:r>
-      <w:r>
-        <w:rPr>
-          <w:rFonts w:hint="eastAsia" w:ascii="Times New Roman" w:hAnsi="Times New Roman"/>
-          <w:b/>
-          <w:highlight w:val="none"/>
-          <w:lang w:eastAsia="zh-CN"/>
-        </w:rPr>
-        <w:t>：</w:t>
-      </w:r>
-      <w:r>
-        <w:rPr>
-          <w:rFonts w:hint="eastAsia" w:ascii="Times New Roman" w:hAnsi="Times New Roman"/>
-          <w:highlight w:val="none"/>
-          <w:lang w:eastAsia="zh-CN"/>
-        </w:rPr>
-        <w:t>当用户执行不同操作时会弹出对应的对话框，例如，用户导入*</w:t>
-      </w:r>
-      <w:r>
-        <w:rPr>
-          <w:rFonts w:ascii="Times New Roman" w:hAnsi="Times New Roman"/>
-          <w:highlight w:val="none"/>
-          <w:lang w:eastAsia="zh-CN"/>
-        </w:rPr>
-        <w:t>.sec</w:t>
-      </w:r>
-      <w:r>
-        <w:rPr>
-          <w:rFonts w:hint="eastAsia" w:ascii="Times New Roman" w:hAnsi="Times New Roman"/>
-          <w:highlight w:val="none"/>
-          <w:lang w:eastAsia="zh-CN"/>
-        </w:rPr>
-        <w:t>工程文件，对话框给出工程文件中的配置；执行标定时，会返回标定进度和结果，如图</w:t>
-      </w:r>
-      <w:r>
-        <w:rPr>
-          <w:rFonts w:ascii="Times New Roman" w:hAnsi="Times New Roman"/>
-          <w:highlight w:val="none"/>
-          <w:lang w:eastAsia="zh-CN"/>
-        </w:rPr>
-        <w:t>3.1</w:t>
-      </w:r>
-      <w:r>
-        <w:rPr>
-          <w:rFonts w:hint="eastAsia" w:ascii="Times New Roman" w:hAnsi="Times New Roman"/>
-          <w:highlight w:val="none"/>
-          <w:lang w:eastAsia="zh-CN"/>
-        </w:rPr>
-        <w:t>。</w:t>
-      </w:r>
-    </w:p>
-    <w:p>
-      <w:pPr>
-        <w:spacing w:before="120" w:beforeLines="50" w:after="120" w:afterLines="50" w:line="360" w:lineRule="auto"/>
-        <w:rPr>
-          <w:rFonts w:ascii="Times New Roman" w:hAnsi="Times New Roman"/>
-          <w:b/>
-          <w:bCs/>
-          <w:highlight w:val="none"/>
-          <w:lang w:eastAsia="zh-CN"/>
-        </w:rPr>
-      </w:pPr>
-      <w:r>
-        <w:rPr>
-          <w:rFonts w:hint="eastAsia" w:ascii="Times New Roman" w:hAnsi="Times New Roman"/>
-          <w:b/>
-          <w:bCs/>
-          <w:highlight w:val="none"/>
-          <w:lang w:eastAsia="zh-CN"/>
-        </w:rPr>
-        <w:t>注：窗口组件具备拖拉拽等浮动窗口特性，并且可以独立在软件布局外。关闭的浮动窗口可在菜单栏中Window中勾选使其再次显示出来。</w:t>
-      </w:r>
-    </w:p>
-    <w:p>
-      <w:pPr>
-        <w:spacing w:before="120" w:beforeLines="50" w:after="120" w:afterLines="50" w:line="360" w:lineRule="auto"/>
-        <w:jc w:val="center"/>
-        <w:rPr>
-          <w:highlight w:val="none"/>
-          <w:lang w:eastAsia="zh-CN"/>
-        </w:rPr>
-      </w:pPr>
-      <w:r>
-        <w:rPr>
-          <w:rFonts w:hint="eastAsia"/>
-          <w:highlight w:val="none"/>
-        </w:rPr>
-        <w:object>
-          <v:shape id="_x0000_i1026" o:spt="75" type="#_x0000_t75" style="height:57pt;width:466.8pt;" o:ole="t" filled="f" o:preferrelative="t" stroked="f" coordsize="21600,21600">
-            <v:path/>
-            <v:fill on="f" focussize="0,0"/>
-            <v:stroke on="f" joinstyle="miter"/>
-            <v:imagedata r:id="rId20" o:title=""/>
-            <o:lock v:ext="edit" aspectratio="t"/>
-            <w10:wrap type="none"/>
-            <w10:anchorlock/>
-          </v:shape>
-          <o:OLEObject Type="Embed" ProgID="Visio.Drawing.15" ShapeID="_x0000_i1026" DrawAspect="Content" ObjectID="_1468075726" r:id="rId19">
+          <o:OLEObject Type="Embed" ProgID="Visio.Drawing.15" ShapeID="_x0000_i1026" DrawAspect="Content" ObjectID="_1468075726" r:id="rId17">
             <o:LockedField>false</o:LockedField>
           </o:OLEObject>
         </w:object>
@@ -4088,6 +4078,12 @@
             <w:insideH w:val="single" w:color="auto" w:sz="4" w:space="0"/>
             <w:insideV w:val="single" w:color="auto" w:sz="4" w:space="0"/>
           </w:tblBorders>
+          <w:tblCellMar>
+            <w:top w:w="0" w:type="dxa"/>
+            <w:left w:w="108" w:type="dxa"/>
+            <w:bottom w:w="0" w:type="dxa"/>
+            <w:right w:w="108" w:type="dxa"/>
+          </w:tblCellMar>
         </w:tblPrEx>
         <w:trPr>
           <w:jc w:val="center"/>
@@ -4133,7 +4129,7 @@
                           </pic:cNvPicPr>
                         </pic:nvPicPr>
                         <pic:blipFill>
-                          <a:blip r:embed="rId21">
+                          <a:blip r:embed="rId19">
                             <a:extLst>
                               <a:ext uri="{28A0092B-C50C-407E-A947-70E740481C1C}">
                                 <a14:useLocalDpi xmlns:a14="http://schemas.microsoft.com/office/drawing/2010/main" val="0"/>
@@ -4211,12 +4207,12 @@
             <v:path/>
             <v:fill on="f" focussize="0,0"/>
             <v:stroke on="f" joinstyle="miter"/>
-            <v:imagedata r:id="rId23" o:title=""/>
+            <v:imagedata r:id="rId21" o:title=""/>
             <o:lock v:ext="edit" aspectratio="t"/>
             <w10:wrap type="none"/>
             <w10:anchorlock/>
           </v:shape>
-          <o:OLEObject Type="Embed" ProgID="Visio.Drawing.15" ShapeID="_x0000_i1027" DrawAspect="Content" ObjectID="_1468075727" r:id="rId22">
+          <o:OLEObject Type="Embed" ProgID="Visio.Drawing.15" ShapeID="_x0000_i1027" DrawAspect="Content" ObjectID="_1468075727" r:id="rId20">
             <o:LockedField>false</o:LockedField>
           </o:OLEObject>
         </w:object>
@@ -4245,11 +4241,11 @@
             <v:path/>
             <v:fill on="f" focussize="0,0"/>
             <v:stroke on="f" joinstyle="miter"/>
-            <v:imagedata r:id="rId25" o:title=""/>
+            <v:imagedata r:id="rId23" o:title=""/>
             <o:lock v:ext="edit" aspectratio="t"/>
             <w10:wrap type="tight"/>
           </v:shape>
-          <o:OLEObject Type="Embed" ProgID="Visio.Drawing.15" ShapeID="_x0000_s1106" DrawAspect="Content" ObjectID="_1468075728" r:id="rId24">
+          <o:OLEObject Type="Embed" ProgID="Visio.Drawing.15" ShapeID="_x0000_s1106" DrawAspect="Content" ObjectID="_1468075728" r:id="rId22">
             <o:LockedField>false</o:LockedField>
           </o:OLEObject>
         </w:pict>
@@ -4407,17 +4403,7 @@
           <w:highlight w:val="none"/>
           <w:lang w:eastAsia="zh-CN"/>
         </w:rPr>
-        <w:t>需要用户</w:t>
-      </w:r>
-      <w:commentRangeStart w:id="0"/>
-      <w:r>
-        <w:rPr>
-          <w:rFonts w:ascii="Times New Roman" w:hAnsi="Times New Roman"/>
-          <w:szCs w:val="24"/>
-          <w:highlight w:val="none"/>
-          <w:lang w:eastAsia="zh-CN"/>
-        </w:rPr>
-        <w:t>手动</w:t>
+        <w:t>需要用户手动</w:t>
       </w:r>
       <w:r>
         <w:rPr>
@@ -4436,16 +4422,6 @@
           <w:lang w:eastAsia="zh-CN"/>
         </w:rPr>
         <w:t>并将其保存</w:t>
-      </w:r>
-      <w:commentRangeEnd w:id="0"/>
-      <w:r>
-        <w:rPr>
-          <w:rStyle w:val="46"/>
-          <w:rFonts w:ascii="Times New Roman" w:hAnsi="Times New Roman"/>
-          <w:highlight w:val="none"/>
-          <w:lang w:val="zh-CN"/>
-        </w:rPr>
-        <w:commentReference w:id="0"/>
       </w:r>
       <w:r>
         <w:rPr>
@@ -4706,8 +4682,6 @@
         </w:rPr>
         <w:t xml:space="preserve"> </w:t>
       </w:r>
-      <w:commentRangeStart w:id="1"/>
-      <w:commentRangeStart w:id="2"/>
       <w:r>
         <w:rPr>
           <w:rFonts w:hint="eastAsia" w:ascii="Times New Roman" w:hAnsi="Times New Roman"/>
@@ -4718,49 +4692,16 @@
         </w:rPr>
         <w:t>标定程序示教案例</w:t>
       </w:r>
-      <w:commentRangeEnd w:id="1"/>
-      <w:r>
-        <w:rPr>
-          <w:rStyle w:val="46"/>
-          <w:rFonts w:ascii="Times New Roman" w:hAnsi="Times New Roman"/>
-          <w:b w:val="0"/>
+      <w:r>
+        <w:rPr>
+          <w:rFonts w:hint="eastAsia" w:ascii="Times New Roman" w:hAnsi="Times New Roman"/>
           <w:sz w:val="24"/>
           <w:szCs w:val="24"/>
           <w:highlight w:val="none"/>
           <w:u w:val="single"/>
-          <w:lang w:val="zh-CN" w:eastAsia="en-US"/>
-        </w:rPr>
-        <w:commentReference w:id="1"/>
-      </w:r>
-      <w:commentRangeEnd w:id="2"/>
-      <w:r>
-        <w:rPr>
-          <w:sz w:val="24"/>
-          <w:szCs w:val="24"/>
-          <w:highlight w:val="none"/>
-          <w:u w:val="single"/>
-        </w:rPr>
-        <w:commentReference w:id="2"/>
-      </w:r>
-      <w:r>
-        <w:rPr>
-          <w:rFonts w:hint="eastAsia" w:ascii="Times New Roman" w:hAnsi="Times New Roman"/>
-          <w:sz w:val="24"/>
-          <w:szCs w:val="24"/>
-          <w:highlight w:val="none"/>
-          <w:u w:val="single"/>
           <w:lang w:eastAsia="zh-CN"/>
         </w:rPr>
         <w:fldChar w:fldCharType="end"/>
-      </w:r>
-      <w:r>
-        <w:rPr>
-          <w:rStyle w:val="46"/>
-          <w:rFonts w:ascii="Times New Roman" w:hAnsi="Times New Roman"/>
-          <w:highlight w:val="none"/>
-          <w:lang w:val="zh-CN"/>
-        </w:rPr>
-        <w:commentReference w:id="3"/>
       </w:r>
       <w:r>
         <w:rPr>
@@ -4807,6 +4748,33 @@
         </w:rPr>
         <w:object>
           <v:shape id="_x0000_i1028" o:spt="75" type="#_x0000_t75" style="height:184.8pt;width:289.8pt;" o:ole="t" filled="f" o:preferrelative="t" stroked="f" coordsize="21600,21600">
+            <v:path/>
+            <v:fill on="f" focussize="0,0"/>
+            <v:stroke on="f" joinstyle="miter"/>
+            <v:imagedata r:id="rId25" o:title=""/>
+            <o:lock v:ext="edit" aspectratio="t"/>
+            <w10:wrap type="none"/>
+            <w10:anchorlock/>
+          </v:shape>
+          <o:OLEObject Type="Embed" ProgID="Visio.Drawing.15" ShapeID="_x0000_i1028" DrawAspect="Content" ObjectID="_1468075729" r:id="rId24">
+            <o:LockedField>false</o:LockedField>
+          </o:OLEObject>
+        </w:object>
+      </w:r>
+      <w:r>
+        <w:rPr>
+          <w:rFonts w:hint="eastAsia"/>
+          <w:highlight w:val="none"/>
+          <w:lang w:eastAsia="zh-CN"/>
+        </w:rPr>
+        <w:t xml:space="preserve"> </w:t>
+      </w:r>
+      <w:r>
+        <w:rPr>
+          <w:highlight w:val="none"/>
+        </w:rPr>
+        <w:object>
+          <v:shape id="_x0000_i1029" o:spt="75" type="#_x0000_t75" style="height:182.4pt;width:148.2pt;" o:ole="t" filled="f" o:preferrelative="t" stroked="f" coordsize="21600,21600">
             <v:path/>
             <v:fill on="f" focussize="0,0"/>
             <v:stroke on="f" joinstyle="miter"/>
@@ -4815,34 +4783,7 @@
             <w10:wrap type="none"/>
             <w10:anchorlock/>
           </v:shape>
-          <o:OLEObject Type="Embed" ProgID="Visio.Drawing.15" ShapeID="_x0000_i1028" DrawAspect="Content" ObjectID="_1468075729" r:id="rId26">
-            <o:LockedField>false</o:LockedField>
-          </o:OLEObject>
-        </w:object>
-      </w:r>
-      <w:r>
-        <w:rPr>
-          <w:rFonts w:hint="eastAsia"/>
-          <w:highlight w:val="none"/>
-          <w:lang w:eastAsia="zh-CN"/>
-        </w:rPr>
-        <w:t xml:space="preserve"> </w:t>
-      </w:r>
-      <w:r>
-        <w:rPr>
-          <w:highlight w:val="none"/>
-        </w:rPr>
-        <w:object>
-          <v:shape id="_x0000_i1029" o:spt="75" type="#_x0000_t75" style="height:182.4pt;width:148.2pt;" o:ole="t" filled="f" o:preferrelative="t" stroked="f" coordsize="21600,21600">
-            <v:path/>
-            <v:fill on="f" focussize="0,0"/>
-            <v:stroke on="f" joinstyle="miter"/>
-            <v:imagedata r:id="rId29" o:title=""/>
-            <o:lock v:ext="edit" aspectratio="t"/>
-            <w10:wrap type="none"/>
-            <w10:anchorlock/>
-          </v:shape>
-          <o:OLEObject Type="Embed" ProgID="Visio.Drawing.15" ShapeID="_x0000_i1029" DrawAspect="Content" ObjectID="_1468075730" r:id="rId28">
+          <o:OLEObject Type="Embed" ProgID="Visio.Drawing.15" ShapeID="_x0000_i1029" DrawAspect="Content" ObjectID="_1468075730" r:id="rId26">
             <o:LockedField>false</o:LockedField>
           </o:OLEObject>
         </w:object>
@@ -4909,8 +4850,6 @@
           <w:lang w:eastAsia="zh-CN"/>
         </w:rPr>
       </w:pPr>
-      <w:commentRangeStart w:id="4"/>
-      <w:commentRangeStart w:id="5"/>
       <w:r>
         <w:rPr>
           <w:rFonts w:hint="eastAsia" w:ascii="Times New Roman" w:hAnsi="Times New Roman"/>
@@ -4936,33 +4875,7 @@
           <w:highlight w:val="none"/>
           <w:lang w:eastAsia="zh-CN"/>
         </w:rPr>
-        <w:t>连接相机后</w:t>
-      </w:r>
-      <w:commentRangeEnd w:id="4"/>
-      <w:r>
-        <w:rPr>
-          <w:rStyle w:val="46"/>
-          <w:rFonts w:ascii="Times New Roman" w:hAnsi="Times New Roman"/>
-          <w:highlight w:val="none"/>
-          <w:lang w:val="zh-CN"/>
-        </w:rPr>
-        <w:commentReference w:id="4"/>
-      </w:r>
-      <w:commentRangeEnd w:id="5"/>
-      <w:r>
-        <w:rPr>
-          <w:highlight w:val="none"/>
-        </w:rPr>
-        <w:commentReference w:id="5"/>
-      </w:r>
-      <w:r>
-        <w:rPr>
-          <w:rFonts w:hint="eastAsia" w:ascii="Times New Roman" w:hAnsi="Times New Roman"/>
-          <w:szCs w:val="24"/>
-          <w:highlight w:val="none"/>
-          <w:lang w:eastAsia="zh-CN"/>
-        </w:rPr>
-        <w:t>，点击</w:t>
+        <w:t>连接相机后，点击</w:t>
       </w:r>
       <w:r>
         <w:rPr>
@@ -4982,44 +4895,7 @@
           <w:highlight w:val="none"/>
           <w:lang w:eastAsia="zh-CN"/>
         </w:rPr>
-        <w:t>进行数据采集（第一次点击时需要选择采集数据保存文件夹路径），</w:t>
-      </w:r>
-      <w:commentRangeStart w:id="6"/>
-      <w:commentRangeStart w:id="7"/>
-      <w:r>
-        <w:rPr>
-          <w:rFonts w:hint="eastAsia" w:ascii="Times New Roman" w:hAnsi="Times New Roman"/>
-          <w:szCs w:val="24"/>
-          <w:highlight w:val="none"/>
-          <w:lang w:eastAsia="zh-CN"/>
-        </w:rPr>
-        <w:t>此时按钮变黄，软件处于采集模式，</w:t>
-      </w:r>
-      <w:commentRangeEnd w:id="6"/>
-      <w:r>
-        <w:rPr>
-          <w:rStyle w:val="46"/>
-          <w:rFonts w:ascii="Times New Roman" w:hAnsi="Times New Roman"/>
-          <w:highlight w:val="none"/>
-          <w:lang w:val="zh-CN"/>
-        </w:rPr>
-        <w:commentReference w:id="6"/>
-      </w:r>
-      <w:commentRangeEnd w:id="7"/>
-      <w:r>
-        <w:rPr>
-          <w:highlight w:val="none"/>
-        </w:rPr>
-        <w:commentReference w:id="7"/>
-      </w:r>
-      <w:r>
-        <w:rPr>
-          <w:rFonts w:hint="eastAsia" w:ascii="Times New Roman" w:hAnsi="Times New Roman"/>
-          <w:szCs w:val="24"/>
-          <w:highlight w:val="none"/>
-          <w:lang w:eastAsia="zh-CN"/>
-        </w:rPr>
-        <w:t>设置</w:t>
+        <w:t>进行数据采集（第一次点击时需要选择采集数据保存文件夹路径），此时按钮变黄，软件处于采集模式，设置</w:t>
       </w:r>
       <w:r>
         <w:rPr>
@@ -5122,8 +4998,6 @@
           <w:lang w:eastAsia="zh-CN"/>
         </w:rPr>
       </w:pPr>
-      <w:commentRangeStart w:id="8"/>
-      <w:commentRangeStart w:id="9"/>
       <w:r>
         <w:rPr>
           <w:rFonts w:hint="eastAsia" w:ascii="Times New Roman" w:hAnsi="Times New Roman"/>
@@ -5150,23 +5024,6 @@
           <w:lang w:eastAsia="zh-CN"/>
         </w:rPr>
         <w:t>，重复3）中步骤，直至所有数据均采集完成；</w:t>
-      </w:r>
-      <w:commentRangeEnd w:id="8"/>
-      <w:r>
-        <w:rPr>
-          <w:rStyle w:val="46"/>
-          <w:rFonts w:ascii="Times New Roman" w:hAnsi="Times New Roman"/>
-          <w:highlight w:val="none"/>
-          <w:lang w:val="zh-CN"/>
-        </w:rPr>
-        <w:commentReference w:id="8"/>
-      </w:r>
-      <w:commentRangeEnd w:id="9"/>
-      <w:r>
-        <w:rPr>
-          <w:highlight w:val="none"/>
-        </w:rPr>
-        <w:commentReference w:id="9"/>
       </w:r>
     </w:p>
     <w:p>
@@ -5184,42 +5041,14 @@
           <w:lang w:eastAsia="zh-CN"/>
         </w:rPr>
       </w:pPr>
-      <w:commentRangeStart w:id="10"/>
-      <w:commentRangeStart w:id="11"/>
-      <w:r>
-        <w:rPr>
-          <w:rFonts w:hint="eastAsia" w:ascii="Times New Roman" w:hAnsi="Times New Roman"/>
-          <w:szCs w:val="24"/>
-          <w:highlight w:val="none"/>
-          <w:lang w:eastAsia="zh-CN"/>
-        </w:rPr>
-        <w:t>从机器人示教器中备份示教程序为LS文件，然后复制至数据采集保存的文件夹</w:t>
-      </w:r>
-      <w:commentRangeEnd w:id="10"/>
-      <w:r>
-        <w:rPr>
-          <w:rStyle w:val="46"/>
-          <w:rFonts w:ascii="Times New Roman" w:hAnsi="Times New Roman"/>
-          <w:highlight w:val="none"/>
-          <w:lang w:val="zh-CN"/>
-        </w:rPr>
-        <w:commentReference w:id="10"/>
-      </w:r>
-      <w:commentRangeEnd w:id="11"/>
-      <w:r>
-        <w:rPr>
-          <w:highlight w:val="none"/>
-        </w:rPr>
-        <w:commentReference w:id="11"/>
-      </w:r>
-      <w:r>
-        <w:rPr>
-          <w:rFonts w:hint="eastAsia" w:ascii="Times New Roman" w:hAnsi="Times New Roman"/>
-          <w:szCs w:val="24"/>
-          <w:highlight w:val="none"/>
-          <w:lang w:eastAsia="zh-CN"/>
-        </w:rPr>
-        <w:t>；</w:t>
+      <w:r>
+        <w:rPr>
+          <w:rFonts w:hint="eastAsia" w:ascii="Times New Roman" w:hAnsi="Times New Roman"/>
+          <w:szCs w:val="24"/>
+          <w:highlight w:val="none"/>
+          <w:lang w:eastAsia="zh-CN"/>
+        </w:rPr>
+        <w:t>从机器人示教器中备份示教程序为LS文件，然后复制至数据采集保存的文件夹；</w:t>
       </w:r>
     </w:p>
     <w:p>
@@ -5284,25 +5113,7 @@
           <w:highlight w:val="none"/>
           <w:lang w:eastAsia="zh-CN"/>
         </w:rPr>
-        <w:t>，</w:t>
-      </w:r>
-      <w:r>
-        <w:rPr>
-          <w:rFonts w:hint="eastAsia" w:ascii="Times New Roman" w:hAnsi="Times New Roman"/>
-          <w:szCs w:val="24"/>
-          <w:highlight w:val="none"/>
-          <w:lang w:eastAsia="zh-CN"/>
-        </w:rPr>
-        <w:t>加载数据文件夹和机器人数据文件至</w:t>
-      </w:r>
-      <w:r>
-        <w:rPr>
-          <w:rFonts w:hint="eastAsia" w:ascii="Times New Roman" w:hAnsi="Times New Roman"/>
-          <w:szCs w:val="24"/>
-          <w:highlight w:val="none"/>
-          <w:lang w:eastAsia="zh-CN"/>
-        </w:rPr>
-        <w:t>软件（</w:t>
+        <w:t>，加载数据文件夹和机器人数据文件至软件（</w:t>
       </w:r>
       <w:r>
         <w:rPr>
@@ -5364,7 +5175,6 @@
           <w:lang w:val="en-US" w:eastAsia="zh-CN"/>
         </w:rPr>
       </w:pPr>
-      <w:commentRangeStart w:id="12"/>
       <w:r>
         <w:rPr>
           <w:rFonts w:ascii="Times New Roman" w:hAnsi="Times New Roman"/>
@@ -5400,16 +5210,6 @@
           <w:lang w:eastAsia="zh-CN"/>
         </w:rPr>
         <w:t>标定</w:t>
-      </w:r>
-      <w:commentRangeEnd w:id="12"/>
-      <w:r>
-        <w:rPr>
-          <w:rStyle w:val="46"/>
-          <w:rFonts w:ascii="Times New Roman" w:hAnsi="Times New Roman"/>
-          <w:highlight w:val="none"/>
-          <w:lang w:val="zh-CN"/>
-        </w:rPr>
-        <w:commentReference w:id="12"/>
       </w:r>
       <w:r>
         <w:rPr>
@@ -5451,7 +5251,7 @@
                     </pic:cNvPicPr>
                   </pic:nvPicPr>
                   <pic:blipFill>
-                    <a:blip r:embed="rId30">
+                    <a:blip r:embed="rId28">
                       <a:extLst>
                         <a:ext uri="{28A0092B-C50C-407E-A947-70E740481C1C}">
                           <a14:useLocalDpi xmlns:a14="http://schemas.microsoft.com/office/drawing/2010/main" val="0"/>
@@ -5525,8 +5325,6 @@
           <w:lang w:eastAsia="zh-CN"/>
         </w:rPr>
       </w:pPr>
-      <w:commentRangeStart w:id="13"/>
-      <w:commentRangeStart w:id="14"/>
       <w:r>
         <w:rPr>
           <w:rFonts w:hint="eastAsia"/>
@@ -5534,33 +5332,7 @@
           <w:highlight w:val="none"/>
           <w:lang w:eastAsia="zh-CN"/>
         </w:rPr>
-        <w:t>软件当前支持两种标定模型</w:t>
-      </w:r>
-      <w:commentRangeEnd w:id="13"/>
-      <w:r>
-        <w:rPr>
-          <w:rStyle w:val="46"/>
-          <w:rFonts w:ascii="Times New Roman" w:hAnsi="Times New Roman"/>
-          <w:highlight w:val="none"/>
-          <w:lang w:val="zh-CN"/>
-        </w:rPr>
-        <w:commentReference w:id="13"/>
-      </w:r>
-      <w:commentRangeEnd w:id="14"/>
-      <w:r>
-        <w:rPr>
-          <w:highlight w:val="none"/>
-        </w:rPr>
-        <w:commentReference w:id="14"/>
-      </w:r>
-      <w:r>
-        <w:rPr>
-          <w:rFonts w:hint="eastAsia"/>
-          <w:szCs w:val="24"/>
-          <w:highlight w:val="none"/>
-          <w:lang w:eastAsia="zh-CN"/>
-        </w:rPr>
-        <w:t>，金属直棱边和陶瓷球，</w:t>
+        <w:t>软件当前支持两种标定模型，金属直棱边和陶瓷球，</w:t>
       </w:r>
       <w:r>
         <w:rPr>
@@ -5933,12 +5705,12 @@
             <v:path/>
             <v:fill on="f" focussize="0,0"/>
             <v:stroke on="f" joinstyle="miter"/>
-            <v:imagedata r:id="rId32" o:title=""/>
+            <v:imagedata r:id="rId30" o:title=""/>
             <o:lock v:ext="edit" aspectratio="t"/>
             <w10:wrap type="none"/>
             <w10:anchorlock/>
           </v:shape>
-          <o:OLEObject Type="Embed" ProgID="Visio.Drawing.15" ShapeID="_x0000_i1030" DrawAspect="Content" ObjectID="_1468075731" r:id="rId31">
+          <o:OLEObject Type="Embed" ProgID="Visio.Drawing.15" ShapeID="_x0000_i1030" DrawAspect="Content" ObjectID="_1468075731" r:id="rId29">
             <o:LockedField>false</o:LockedField>
           </o:OLEObject>
         </w:object>
@@ -6034,8 +5806,6 @@
         </w:rPr>
         <w:t xml:space="preserve"> </w:t>
       </w:r>
-      <w:commentRangeStart w:id="15"/>
-      <w:commentRangeStart w:id="16"/>
       <w:r>
         <w:rPr>
           <w:rFonts w:hint="eastAsia" w:ascii="Times New Roman" w:hAnsi="Times New Roman"/>
@@ -6054,24 +5824,6 @@
           <w:highlight w:val="none"/>
         </w:rPr>
         <w:t>案例</w:t>
-      </w:r>
-      <w:commentRangeEnd w:id="15"/>
-      <w:r>
-        <w:rPr>
-          <w:rStyle w:val="46"/>
-          <w:rFonts w:ascii="Times New Roman" w:hAnsi="Times New Roman"/>
-          <w:b w:val="0"/>
-          <w:highlight w:val="none"/>
-          <w:lang w:val="zh-CN" w:eastAsia="en-US"/>
-        </w:rPr>
-        <w:commentReference w:id="15"/>
-      </w:r>
-      <w:commentRangeEnd w:id="16"/>
-      <w:r>
-        <w:rPr>
-          <w:highlight w:val="none"/>
-        </w:rPr>
-        <w:commentReference w:id="16"/>
       </w:r>
       <w:bookmarkEnd w:id="13"/>
       <w:bookmarkEnd w:id="14"/>
@@ -6120,7 +5872,18 @@
           <w:highlight w:val="none"/>
           <w:lang w:val="en-US" w:eastAsia="zh-CN"/>
         </w:rPr>
-        <w:t>，需重新示教，为确保标定程序的一致性，请遵循如下规范实施：</w:t>
+        <w:t>，需重新示教，为确保标定程序的一致性</w:t>
+      </w:r>
+      <w:bookmarkStart w:id="17" w:name="_GoBack"/>
+      <w:bookmarkEnd w:id="17"/>
+      <w:r>
+        <w:rPr>
+          <w:rFonts w:hint="eastAsia" w:ascii="Times New Roman" w:hAnsi="Times New Roman"/>
+          <w:szCs w:val="24"/>
+          <w:highlight w:val="none"/>
+          <w:lang w:val="en-US" w:eastAsia="zh-CN"/>
+        </w:rPr>
+        <w:t>，请遵循如下规范实施：</w:t>
       </w:r>
     </w:p>
     <w:p>
@@ -6648,8 +6411,8 @@
           <w:szCs w:val="28"/>
         </w:rPr>
       </w:pPr>
-      <w:bookmarkStart w:id="15" w:name="_Toc201754123"/>
-      <w:bookmarkStart w:id="16" w:name="_Toc8279"/>
+      <w:bookmarkStart w:id="15" w:name="_Toc8279"/>
+      <w:bookmarkStart w:id="16" w:name="_Toc201754123"/>
       <w:r>
         <w:rPr>
           <w:rFonts w:hint="eastAsia" w:ascii="Times New Roman" w:hAnsi="Times New Roman"/>
@@ -6774,25 +6537,7 @@
           <w:szCs w:val="36"/>
           <w:lang w:eastAsia="zh-CN"/>
         </w:rPr>
-        <w:t xml:space="preserve"> 标定</w:t>
-      </w:r>
-      <w:commentRangeStart w:id="17"/>
-      <w:r>
-        <w:rPr>
-          <w:rFonts w:hint="eastAsia"/>
-          <w:szCs w:val="36"/>
-          <w:lang w:eastAsia="zh-CN"/>
-        </w:rPr>
-        <w:t>重新插拔相机</w:t>
-      </w:r>
-      <w:commentRangeEnd w:id="17"/>
-      <w:r>
-        <w:rPr>
-          <w:rStyle w:val="46"/>
-          <w:rFonts w:ascii="Times New Roman" w:hAnsi="Times New Roman"/>
-          <w:lang w:val="zh-CN"/>
-        </w:rPr>
-        <w:commentReference w:id="17"/>
+        <w:t xml:space="preserve"> 标定重新插拔相机</w:t>
       </w:r>
       <w:r>
         <w:rPr>
@@ -6819,347 +6564,6 @@
     </w:sectPr>
   </w:body>
 </w:document>
-</file>
-
-<file path=word/comments.xml><?xml version="1.0" encoding="utf-8"?>
-<w:comments xmlns:wpc="http://schemas.microsoft.com/office/word/2010/wordprocessingCanvas" xmlns:mc="http://schemas.openxmlformats.org/markup-compatibility/2006" xmlns:o="urn:schemas-microsoft-com:office:office" xmlns:r="http://schemas.openxmlformats.org/officeDocument/2006/relationships" xmlns:m="http://schemas.openxmlformats.org/officeDocument/2006/math" xmlns:v="urn:schemas-microsoft-com:vml" xmlns:wp14="http://schemas.microsoft.com/office/word/2010/wordprocessingDrawing" xmlns:wp="http://schemas.openxmlformats.org/drawingml/2006/wordprocessingDrawing" xmlns:w="http://schemas.openxmlformats.org/wordprocessingml/2006/main" xmlns:w14="http://schemas.microsoft.com/office/word/2010/wordml" xmlns:w15="http://schemas.microsoft.com/office/word/2012/wordml" xmlns:w10="urn:schemas-microsoft-com:office:word" xmlns:wpg="http://schemas.microsoft.com/office/word/2010/wordprocessingGroup" xmlns:wpi="http://schemas.microsoft.com/office/word/2010/wordprocessingInk" xmlns:wne="http://schemas.microsoft.com/office/word/2006/wordml" xmlns:wps="http://schemas.microsoft.com/office/word/2010/wordprocessingShape" xmlns:wpsCustomData="http://www.wps.cn/officeDocument/2013/wpsCustomData" mc:Ignorable="w14 w15 wp14">
-  <w:comment w:id="0" w:author="年丰" w:date="2025-08-04T08:59:00Z" w:initials="年丰">
-    <w:p>
-      <w:pPr>
-        <w:pStyle w:val="19"/>
-      </w:pPr>
-      <w:r>
-        <w:rPr>
-          <w:rFonts w:hint="eastAsia"/>
-          <w:lang w:eastAsia="zh-CN"/>
-        </w:rPr>
-        <w:t>步骤是什么</w:t>
-      </w:r>
-    </w:p>
-  </w:comment>
-  <w:comment w:id="1" w:author="年丰" w:date="2025-07-02T09:09:00Z" w:initials="年丰">
-    <w:p>
-      <w:pPr>
-        <w:pStyle w:val="19"/>
-      </w:pPr>
-      <w:r>
-        <w:rPr>
-          <w:rFonts w:hint="eastAsia"/>
-          <w:lang w:eastAsia="zh-CN"/>
-        </w:rPr>
-        <w:t>这个是不是要放到数据采集里面</w:t>
-      </w:r>
-    </w:p>
-  </w:comment>
-  <w:comment w:id="2" w:author="萤惑" w:date="2025-08-05T08:55:59Z" w:initials="">
-    <w:p>
-      <w:pPr>
-        <w:pStyle w:val="19"/>
-        <w:rPr>
-          <w:rFonts w:hint="default" w:eastAsia="宋体"/>
-          <w:lang w:val="en-US" w:eastAsia="zh-CN"/>
-        </w:rPr>
-      </w:pPr>
-      <w:r>
-        <w:rPr>
-          <w:rFonts w:hint="eastAsia"/>
-          <w:lang w:val="en-US" w:eastAsia="zh-CN"/>
-        </w:rPr>
-        <w:t>示教只有在原标定位失效时才需要，实际项目现场在配置时候已经完成了示教，所以给客户并不需要再重新示教，因此放在了补充说明中</w:t>
-      </w:r>
-    </w:p>
-  </w:comment>
-  <w:comment w:id="3" w:author="年丰" w:date="2025-08-04T08:59:00Z" w:initials="年丰">
-    <w:p>
-      <w:pPr>
-        <w:pStyle w:val="19"/>
-        <w:rPr>
-          <w:rFonts w:hint="eastAsia"/>
-          <w:lang w:eastAsia="zh-CN"/>
-        </w:rPr>
-      </w:pPr>
-      <w:r>
-        <w:rPr>
-          <w:rFonts w:hint="eastAsia"/>
-          <w:lang w:eastAsia="zh-CN"/>
-        </w:rPr>
-        <w:t>这个5</w:t>
-      </w:r>
-      <w:r>
-        <w:rPr>
-          <w:lang w:eastAsia="zh-CN"/>
-        </w:rPr>
-        <w:t>.3</w:t>
-      </w:r>
-      <w:r>
-        <w:rPr>
-          <w:rFonts w:hint="eastAsia"/>
-          <w:lang w:eastAsia="zh-CN"/>
-        </w:rPr>
-        <w:t>指的哪个</w:t>
-      </w:r>
-    </w:p>
-  </w:comment>
-  <w:comment w:id="4" w:author="年丰" w:date="2025-07-02T09:04:00Z" w:initials="年丰">
-    <w:p>
-      <w:pPr>
-        <w:pStyle w:val="19"/>
-      </w:pPr>
-      <w:r>
-        <w:rPr>
-          <w:rFonts w:hint="eastAsia"/>
-          <w:lang w:eastAsia="zh-CN"/>
-        </w:rPr>
-        <w:t>为啥这里又有连接相机后，相机不是一直是连接的状态吗？</w:t>
-      </w:r>
-    </w:p>
-  </w:comment>
-  <w:comment w:id="5" w:author="萤惑" w:date="2025-08-05T09:05:13Z" w:initials="">
-    <w:p>
-      <w:pPr>
-        <w:pStyle w:val="19"/>
-        <w:rPr>
-          <w:rFonts w:hint="default" w:eastAsia="宋体"/>
-          <w:lang w:val="en-US" w:eastAsia="zh-CN"/>
-        </w:rPr>
-      </w:pPr>
-      <w:r>
-        <w:rPr>
-          <w:rFonts w:hint="eastAsia"/>
-          <w:lang w:val="en-US" w:eastAsia="zh-CN"/>
-        </w:rPr>
-        <w:t>指标定软件连接相机，STEP-1</w:t>
-      </w:r>
-    </w:p>
-  </w:comment>
-  <w:comment w:id="6" w:author="年丰" w:date="2025-07-02T09:05:00Z" w:initials="年丰">
-    <w:p>
-      <w:pPr>
-        <w:pStyle w:val="19"/>
-      </w:pPr>
-      <w:r>
-        <w:rPr>
-          <w:rFonts w:hint="eastAsia"/>
-          <w:lang w:eastAsia="zh-CN"/>
-        </w:rPr>
-        <w:t>是否有图片</w:t>
-      </w:r>
-    </w:p>
-  </w:comment>
-  <w:comment w:id="7" w:author="萤惑" w:date="2025-08-05T09:06:29Z" w:initials="">
-    <w:p>
-      <w:pPr>
-        <w:pStyle w:val="19"/>
-        <w:rPr>
-          <w:rFonts w:hint="default" w:eastAsia="宋体"/>
-          <w:lang w:val="en-US" w:eastAsia="zh-CN"/>
-        </w:rPr>
-      </w:pPr>
-      <w:r>
-        <w:rPr>
-          <w:rFonts w:hint="eastAsia"/>
-          <w:lang w:val="en-US" w:eastAsia="zh-CN"/>
-        </w:rPr>
-        <w:t>收集图片时候没有细致到具体控件按钮上</w:t>
-      </w:r>
-    </w:p>
-  </w:comment>
-  <w:comment w:id="8" w:author="年丰" w:date="2025-07-02T09:05:00Z" w:initials="年丰">
-    <w:p>
-      <w:pPr>
-        <w:pStyle w:val="19"/>
-      </w:pPr>
-      <w:r>
-        <w:rPr>
-          <w:rFonts w:hint="eastAsia"/>
-          <w:lang w:eastAsia="zh-CN"/>
-        </w:rPr>
-        <w:t>这些点有要求吗，例如法向需要有交叉，还是说只要像第1条说的就在球心的一侧即可</w:t>
-      </w:r>
-    </w:p>
-  </w:comment>
-  <w:comment w:id="9" w:author="萤惑" w:date="2025-08-05T09:09:03Z" w:initials="">
-    <w:p>
-      <w:pPr>
-        <w:pStyle w:val="19"/>
-        <w:rPr>
-          <w:rFonts w:hint="default" w:eastAsia="宋体"/>
-          <w:lang w:val="en-US" w:eastAsia="zh-CN"/>
-        </w:rPr>
-      </w:pPr>
-      <w:r>
-        <w:rPr>
-          <w:rFonts w:hint="eastAsia"/>
-          <w:lang w:val="en-US" w:eastAsia="zh-CN"/>
-        </w:rPr>
-        <w:t>此处默认标定示教基于第一次部署时的，无需再考虑程序示教，只需注意球心需始终在一侧</w:t>
-      </w:r>
-    </w:p>
-  </w:comment>
-  <w:comment w:id="10" w:author="年丰" w:date="2025-07-02T09:07:00Z" w:initials="年丰">
-    <w:p>
-      <w:pPr>
-        <w:pStyle w:val="19"/>
-        <w:rPr>
-          <w:lang w:eastAsia="zh-CN"/>
-        </w:rPr>
-      </w:pPr>
-      <w:r>
-        <w:rPr>
-          <w:rFonts w:hint="eastAsia"/>
-          <w:lang w:eastAsia="zh-CN"/>
-        </w:rPr>
-        <w:t>这个L</w:t>
-      </w:r>
-      <w:r>
-        <w:rPr>
-          <w:lang w:eastAsia="zh-CN"/>
-        </w:rPr>
-        <w:t>S</w:t>
-      </w:r>
-      <w:r>
-        <w:rPr>
-          <w:rFonts w:hint="eastAsia"/>
-          <w:lang w:eastAsia="zh-CN"/>
-        </w:rPr>
-        <w:t>怎么来的，你这个保存的文件夹名字是哪个，自己创建的还是默认的</w:t>
-      </w:r>
-    </w:p>
-  </w:comment>
-  <w:comment w:id="11" w:author="萤惑" w:date="2025-08-05T09:22:03Z" w:initials="">
-    <w:p>
-      <w:pPr>
-        <w:pStyle w:val="19"/>
-        <w:rPr>
-          <w:rFonts w:hint="default" w:eastAsia="宋体"/>
-          <w:lang w:val="en-US" w:eastAsia="zh-CN"/>
-        </w:rPr>
-      </w:pPr>
-      <w:r>
-        <w:rPr>
-          <w:rFonts w:hint="eastAsia"/>
-          <w:lang w:val="en-US" w:eastAsia="zh-CN"/>
-        </w:rPr>
-        <w:t>文件名称无所谓，只需要在加载时选中对应的数据文件就可以了</w:t>
-      </w:r>
-    </w:p>
-  </w:comment>
-  <w:comment w:id="12" w:author="年丰" w:date="2025-07-02T09:07:00Z" w:initials="年丰">
-    <w:p>
-      <w:pPr>
-        <w:pStyle w:val="19"/>
-      </w:pPr>
-      <w:r>
-        <w:rPr>
-          <w:rFonts w:hint="eastAsia"/>
-          <w:lang w:eastAsia="zh-CN"/>
-        </w:rPr>
-        <w:t>结果计算？配置不应该是在最前面</w:t>
-      </w:r>
-    </w:p>
-  </w:comment>
-  <w:comment w:id="13" w:author="年丰" w:date="2025-07-02T09:08:00Z" w:initials="年丰">
-    <w:p>
-      <w:pPr>
-        <w:pStyle w:val="19"/>
-      </w:pPr>
-      <w:r>
-        <w:rPr>
-          <w:rFonts w:hint="eastAsia"/>
-          <w:lang w:eastAsia="zh-CN"/>
-        </w:rPr>
-        <w:t>前面只说了标定球的示教，这里就不要提金属直棱边的事情</w:t>
-      </w:r>
-    </w:p>
-  </w:comment>
-  <w:comment w:id="14" w:author="萤惑" w:date="2025-08-05T09:21:09Z" w:initials="">
-    <w:p>
-      <w:pPr>
-        <w:pStyle w:val="19"/>
-        <w:rPr>
-          <w:rFonts w:hint="default" w:eastAsia="宋体"/>
-          <w:lang w:val="en-US" w:eastAsia="zh-CN"/>
-        </w:rPr>
-      </w:pPr>
-      <w:r>
-        <w:rPr>
-          <w:rFonts w:hint="eastAsia"/>
-          <w:lang w:val="en-US" w:eastAsia="zh-CN"/>
-        </w:rPr>
-        <w:t>已更新</w:t>
-      </w:r>
-    </w:p>
-  </w:comment>
-  <w:comment w:id="15" w:author="年丰" w:date="2025-07-02T09:09:00Z" w:initials="年丰">
-    <w:p>
-      <w:pPr>
-        <w:pStyle w:val="19"/>
-      </w:pPr>
-      <w:r>
-        <w:rPr>
-          <w:rFonts w:hint="eastAsia"/>
-          <w:lang w:eastAsia="zh-CN"/>
-        </w:rPr>
-        <w:t>这个是不是要放到数据采集里面</w:t>
-      </w:r>
-    </w:p>
-  </w:comment>
-  <w:comment w:id="16" w:author="萤惑" w:date="2025-08-05T08:55:59Z" w:initials="">
-    <w:p>
-      <w:pPr>
-        <w:pStyle w:val="19"/>
-        <w:rPr>
-          <w:rFonts w:hint="default" w:eastAsia="宋体"/>
-          <w:lang w:val="en-US" w:eastAsia="zh-CN"/>
-        </w:rPr>
-      </w:pPr>
-      <w:r>
-        <w:rPr>
-          <w:rFonts w:hint="eastAsia"/>
-          <w:lang w:val="en-US" w:eastAsia="zh-CN"/>
-        </w:rPr>
-        <w:t>示教只有在原标定位失效时才需要，实际项目现场在配置时候已经完成了示教，所以给客户并不需要再重新示教，因此放在了补充说明中</w:t>
-      </w:r>
-    </w:p>
-  </w:comment>
-  <w:comment w:id="17" w:author="年丰" w:date="2025-07-02T09:10:00Z" w:initials="年丰">
-    <w:p>
-      <w:pPr>
-        <w:pStyle w:val="19"/>
-      </w:pPr>
-      <w:r>
-        <w:rPr>
-          <w:rFonts w:hint="eastAsia"/>
-          <w:lang w:eastAsia="zh-CN"/>
-        </w:rPr>
-        <w:t>为啥会重新插拔，什么样的场景需要重新插拔</w:t>
-      </w:r>
-    </w:p>
-  </w:comment>
-</w:comments>
-</file>
-
-<file path=word/commentsExtended.xml><?xml version="1.0" encoding="utf-8"?>
-<w15:commentsEx xmlns:wpc="http://schemas.microsoft.com/office/word/2010/wordprocessingCanvas" xmlns:mc="http://schemas.openxmlformats.org/markup-compatibility/2006" xmlns:o="urn:schemas-microsoft-com:office:office" xmlns:r="http://schemas.openxmlformats.org/officeDocument/2006/relationships" xmlns:m="http://schemas.openxmlformats.org/officeDocument/2006/math" xmlns:v="urn:schemas-microsoft-com:vml" xmlns:wp14="http://schemas.microsoft.com/office/word/2010/wordprocessingDrawing" xmlns:wp="http://schemas.openxmlformats.org/drawingml/2006/wordprocessingDrawing" xmlns:w="http://schemas.openxmlformats.org/wordprocessingml/2006/main" xmlns:w14="http://schemas.microsoft.com/office/word/2010/wordml" xmlns:w15="http://schemas.microsoft.com/office/word/2012/wordml" xmlns:w10="urn:schemas-microsoft-com:office:word" xmlns:wpg="http://schemas.microsoft.com/office/word/2010/wordprocessingGroup" xmlns:wpi="http://schemas.microsoft.com/office/word/2010/wordprocessingInk" xmlns:wne="http://schemas.microsoft.com/office/word/2006/wordml" xmlns:wps="http://schemas.microsoft.com/office/word/2010/wordprocessingShape" xmlns:wpsCustomData="http://www.wps.cn/officeDocument/2013/wpsCustomData" mc:Ignorable="w14 w15 wp14">
-  <w15:commentEx w15:paraId="7093F106" w15:done="0"/>
-  <w15:commentEx w15:paraId="1445C436" w15:done="0"/>
-  <w15:commentEx w15:paraId="746EEBC7" w15:done="0" w15:paraIdParent="1445C436"/>
-  <w15:commentEx w15:paraId="487D986C" w15:done="1"/>
-  <w15:commentEx w15:paraId="38333CB8" w15:done="0"/>
-  <w15:commentEx w15:paraId="0642CCC8" w15:done="0" w15:paraIdParent="38333CB8"/>
-  <w15:commentEx w15:paraId="085F6382" w15:done="0"/>
-  <w15:commentEx w15:paraId="5262F07A" w15:done="0" w15:paraIdParent="085F6382"/>
-  <w15:commentEx w15:paraId="53486C65" w15:done="0"/>
-  <w15:commentEx w15:paraId="7C0AC82F" w15:done="0" w15:paraIdParent="53486C65"/>
-  <w15:commentEx w15:paraId="32745765" w15:done="0"/>
-  <w15:commentEx w15:paraId="6400F1F6" w15:done="0" w15:paraIdParent="32745765"/>
-  <w15:commentEx w15:paraId="29B5252E" w15:done="1"/>
-  <w15:commentEx w15:paraId="1F206C09" w15:done="1"/>
-  <w15:commentEx w15:paraId="3A140A34" w15:done="1" w15:paraIdParent="1F206C09"/>
-  <w15:commentEx w15:paraId="362B2A2E" w15:done="0"/>
-  <w15:commentEx w15:paraId="5BD8389B" w15:done="0" w15:paraIdParent="362B2A2E"/>
-  <w15:commentEx w15:paraId="3EE5EA97" w15:done="0"/>
-</w15:commentsEx>
 </file>
 
 <file path=word/footer1.xml><?xml version="1.0" encoding="utf-8"?>
@@ -8620,17 +8024,6 @@
 </w:numbering>
 </file>
 
-<file path=word/people.xml><?xml version="1.0" encoding="utf-8"?>
-<w15:people xmlns:wpc="http://schemas.microsoft.com/office/word/2010/wordprocessingCanvas" xmlns:mc="http://schemas.openxmlformats.org/markup-compatibility/2006" xmlns:o="urn:schemas-microsoft-com:office:office" xmlns:r="http://schemas.openxmlformats.org/officeDocument/2006/relationships" xmlns:m="http://schemas.openxmlformats.org/officeDocument/2006/math" xmlns:v="urn:schemas-microsoft-com:vml" xmlns:wp14="http://schemas.microsoft.com/office/word/2010/wordprocessingDrawing" xmlns:wp="http://schemas.openxmlformats.org/drawingml/2006/wordprocessingDrawing" xmlns:w="http://schemas.openxmlformats.org/wordprocessingml/2006/main" xmlns:w14="http://schemas.microsoft.com/office/word/2010/wordml" xmlns:w15="http://schemas.microsoft.com/office/word/2012/wordml" xmlns:w10="urn:schemas-microsoft-com:office:word" xmlns:wpg="http://schemas.microsoft.com/office/word/2010/wordprocessingGroup" xmlns:wpi="http://schemas.microsoft.com/office/word/2010/wordprocessingInk" xmlns:wne="http://schemas.microsoft.com/office/word/2006/wordml" xmlns:wps="http://schemas.microsoft.com/office/word/2010/wordprocessingShape" xmlns:wpsCustomData="http://www.wps.cn/officeDocument/2013/wpsCustomData" mc:Ignorable="w14 w15 wp14">
-  <w15:person w15:author="年丰">
-    <w15:presenceInfo w15:providerId="Windows Live" w15:userId="ac4930b4ae32200e"/>
-  </w15:person>
-  <w15:person w15:author="萤惑">
-    <w15:presenceInfo w15:providerId="WPS Office" w15:userId="2229054794"/>
-  </w15:person>
-</w15:people>
-</file>
-
 <file path=word/styles.xml><?xml version="1.0" encoding="utf-8"?>
 <w:styles xmlns:mc="http://schemas.openxmlformats.org/markup-compatibility/2006" xmlns:o="urn:schemas-microsoft-com:office:office" xmlns:r="http://schemas.openxmlformats.org/officeDocument/2006/relationships" xmlns:m="http://schemas.openxmlformats.org/officeDocument/2006/math" xmlns:v="urn:schemas-microsoft-com:vml" xmlns:w="http://schemas.openxmlformats.org/wordprocessingml/2006/main" xmlns:w14="http://schemas.microsoft.com/office/word/2010/wordml" xmlns:w10="urn:schemas-microsoft-com:office:word" xmlns:sl="http://schemas.openxmlformats.org/schemaLibrary/2006/main" xmlns:wpsCustomData="http://www.wps.cn/officeDocument/2013/wpsCustomData" mc:Ignorable="w14">
   <w:docDefaults>
